--- a/Submission/Task1_Product_Classifier/EYOUTH-30909090117044-Product_Classifier_Report.docx
+++ b/Submission/Task1_Product_Classifier/EYOUTH-30909090117044-Product_Classifier_Report.docx
@@ -325,6 +325,228 @@
     <w:p>
       <w:r>
         <w:t>Run evidence is included separately in EYOUTH-30909090117044-Training_Run_Output.txt.</w:t>
+      </w:r>
+    </w:p>
+    <w:p>
+      <w:r>
+        <w:br w:type="page"/>
+      </w:r>
+    </w:p>
+    <w:p>
+      <w:pPr>
+        <w:pStyle w:val="Heading1"/>
+      </w:pPr>
+      <w:r>
+        <w:t>Two-Epoch Experiment</w:t>
+      </w:r>
+    </w:p>
+    <w:p>
+      <w:r>
+        <w:t>The original simple classifier calculates category averages, so it has no repeatable epochs. To test a real second epoch, a separate small softmax experiment was run twice on the same supplied data. A fixed random seed was used so the experiment can be repeated.</w:t>
+      </w:r>
+    </w:p>
+    <w:p>
+      <w:r>
+        <w:t>Confidence increased for all three test images after epoch 2. However, the predicted categories changed and became less reliable. This shows that higher confidence does not automatically mean the classifier became more accurate.</w:t>
+      </w:r>
+    </w:p>
+    <w:tbl>
+      <w:tblPr>
+        <w:tblStyle w:val="TableGrid"/>
+        <w:tblW w:type="auto" w:w="0"/>
+        <w:jc w:val="center"/>
+        <w:tblLook w:firstColumn="1" w:firstRow="1" w:lastColumn="0" w:lastRow="0" w:noHBand="0" w:noVBand="1" w:val="04A0"/>
+      </w:tblPr>
+      <w:tblGrid>
+        <w:gridCol w:w="2160"/>
+        <w:gridCol w:w="2160"/>
+        <w:gridCol w:w="2160"/>
+        <w:gridCol w:w="2160"/>
+      </w:tblGrid>
+      <w:tr>
+        <w:tc>
+          <w:tcPr>
+            <w:tcW w:type="dxa" w:w="2160"/>
+          </w:tcPr>
+          <w:p>
+            <w:r>
+              <w:rPr>
+                <w:b/>
+              </w:rPr>
+              <w:t>Test image</w:t>
+            </w:r>
+          </w:p>
+        </w:tc>
+        <w:tc>
+          <w:tcPr>
+            <w:tcW w:type="dxa" w:w="2160"/>
+          </w:tcPr>
+          <w:p>
+            <w:r>
+              <w:rPr>
+                <w:b/>
+              </w:rPr>
+              <w:t>Epoch 1</w:t>
+            </w:r>
+          </w:p>
+        </w:tc>
+        <w:tc>
+          <w:tcPr>
+            <w:tcW w:type="dxa" w:w="2160"/>
+          </w:tcPr>
+          <w:p>
+            <w:r>
+              <w:rPr>
+                <w:b/>
+              </w:rPr>
+              <w:t>Epoch 2</w:t>
+            </w:r>
+          </w:p>
+        </w:tc>
+        <w:tc>
+          <w:tcPr>
+            <w:tcW w:type="dxa" w:w="2160"/>
+          </w:tcPr>
+          <w:p>
+            <w:r>
+              <w:rPr>
+                <w:b/>
+              </w:rPr>
+              <w:t>Confidence change</w:t>
+            </w:r>
+          </w:p>
+        </w:tc>
+      </w:tr>
+      <w:tr>
+        <w:tc>
+          <w:tcPr>
+            <w:tcW w:type="dxa" w:w="2160"/>
+          </w:tcPr>
+          <w:p>
+            <w:r>
+              <w:t>360_F_231842968_qThCnmslPbEAwhg7nuW9rAy8qRNhRli7.jpg</w:t>
+            </w:r>
+          </w:p>
+        </w:tc>
+        <w:tc>
+          <w:tcPr>
+            <w:tcW w:type="dxa" w:w="2160"/>
+          </w:tcPr>
+          <w:p>
+            <w:r>
+              <w:t>fruit — 89.32%</w:t>
+            </w:r>
+          </w:p>
+        </w:tc>
+        <w:tc>
+          <w:tcPr>
+            <w:tcW w:type="dxa" w:w="2160"/>
+          </w:tcPr>
+          <w:p>
+            <w:r>
+              <w:t>dairy — 98.18%</w:t>
+            </w:r>
+          </w:p>
+        </w:tc>
+        <w:tc>
+          <w:tcPr>
+            <w:tcW w:type="dxa" w:w="2160"/>
+          </w:tcPr>
+          <w:p>
+            <w:r>
+              <w:t>+8.86 points</w:t>
+            </w:r>
+          </w:p>
+        </w:tc>
+      </w:tr>
+      <w:tr>
+        <w:tc>
+          <w:tcPr>
+            <w:tcW w:type="dxa" w:w="2160"/>
+          </w:tcPr>
+          <w:p>
+            <w:r>
+              <w:t>Marketvegetables.jpg</w:t>
+            </w:r>
+          </w:p>
+        </w:tc>
+        <w:tc>
+          <w:tcPr>
+            <w:tcW w:type="dxa" w:w="2160"/>
+          </w:tcPr>
+          <w:p>
+            <w:r>
+              <w:t>dairy — 54.26%</w:t>
+            </w:r>
+          </w:p>
+        </w:tc>
+        <w:tc>
+          <w:tcPr>
+            <w:tcW w:type="dxa" w:w="2160"/>
+          </w:tcPr>
+          <w:p>
+            <w:r>
+              <w:t>fruit — 62.90%</w:t>
+            </w:r>
+          </w:p>
+        </w:tc>
+        <w:tc>
+          <w:tcPr>
+            <w:tcW w:type="dxa" w:w="2160"/>
+          </w:tcPr>
+          <w:p>
+            <w:r>
+              <w:t>+8.64 points</w:t>
+            </w:r>
+          </w:p>
+        </w:tc>
+      </w:tr>
+      <w:tr>
+        <w:tc>
+          <w:tcPr>
+            <w:tcW w:type="dxa" w:w="2160"/>
+          </w:tcPr>
+          <w:p>
+            <w:r>
+              <w:t>Oranges_-_whole-halved-segment.jpg</w:t>
+            </w:r>
+          </w:p>
+        </w:tc>
+        <w:tc>
+          <w:tcPr>
+            <w:tcW w:type="dxa" w:w="2160"/>
+          </w:tcPr>
+          <w:p>
+            <w:r>
+              <w:t>fruit — 58.37%</w:t>
+            </w:r>
+          </w:p>
+        </w:tc>
+        <w:tc>
+          <w:tcPr>
+            <w:tcW w:type="dxa" w:w="2160"/>
+          </w:tcPr>
+          <w:p>
+            <w:r>
+              <w:t>veg — 71.24%</w:t>
+            </w:r>
+          </w:p>
+        </w:tc>
+        <w:tc>
+          <w:tcPr>
+            <w:tcW w:type="dxa" w:w="2160"/>
+          </w:tcPr>
+          <w:p>
+            <w:r>
+              <w:t>+12.87 points</w:t>
+            </w:r>
+          </w:p>
+        </w:tc>
+      </w:tr>
+    </w:tbl>
+    <w:p>
+      <w:r>
+        <w:t>The full output from this second-epoch run is saved in EYOUTH-30909090117044-Epoch_Experiment_Output.txt.</w:t>
       </w:r>
     </w:p>
     <w:sectPr>
